--- a/Part-Two-Ch08-A-New-Birth-of-Freedom/The 13th Amendment.docx
+++ b/Part-Two-Ch08-A-New-Birth-of-Freedom/The 13th Amendment.docx
@@ -9,25 +9,22 @@
         <w:tblLook w:firstColumn="1" w:firstRow="1" w:lastColumn="0" w:lastRow="0" w:noHBand="0" w:noVBand="1" w:val="04A0"/>
       </w:tblPr>
       <w:tblGrid>
-        <w:gridCol w:w="9936"/>
+        <w:gridCol w:w="10224"/>
       </w:tblGrid>
       <w:tr>
         <w:tc>
           <w:tcPr>
-            <w:tcW w:type="dxa" w:w="9936"/>
+            <w:tcW w:type="dxa" w:w="10224"/>
             <w:shd w:val="clear" w:fill="B1442F"/>
           </w:tcPr>
           <w:p>
-            <w:pPr>
-              <w:jc w:val="left"/>
-            </w:pPr>
             <w:r>
               <w:rPr>
                 <w:b/>
                 <w:color w:val="FFE6DE"/>
                 <w:sz w:val="18"/>
               </w:rPr>
-              <w:t>CHAPTER 8 · DEEP DIVE · A HOUSE DIVIDED</w:t>
+              <w:t>PROMISE &amp; PRACTICE  ·  DEEP DIVE  ·  SOURCE ANALYSIS</w:t>
             </w:r>
           </w:p>
           <w:p>
@@ -35,18 +32,19 @@
               <w:rPr>
                 <w:b/>
                 <w:color w:val="FFFFFF"/>
-                <w:sz w:val="40"/>
+                <w:sz w:val="42"/>
               </w:rPr>
-              <w:t>The 13th Amendment</w:t>
+              <w:t>The 13th Amendment — A House Divided</w:t>
             </w:r>
           </w:p>
           <w:p>
             <w:r>
               <w:rPr>
+                <w:i/>
                 <w:color w:val="FFE6DE"/>
-                <w:sz w:val="21"/>
+                <w:sz w:val="22"/>
               </w:rPr>
-              <w:t>The war freed people by proclamation and by force. This is how freedom was finally written into the Constitution itself. 1865.</w:t>
+              <w:t>Freedom, Written Into the Constitution</w:t>
             </w:r>
           </w:p>
         </w:tc>
@@ -64,7 +62,7 @@
         <w:rPr>
           <w:sz w:val="21"/>
         </w:rPr>
-        <w:t xml:space="preserve">__________________________    </w:t>
+        <w:t xml:space="preserve">______________________________    </w:t>
       </w:r>
       <w:r>
         <w:rPr>
@@ -90,30 +88,177 @@
         <w:rPr>
           <w:sz w:val="21"/>
         </w:rPr>
-        <w:t>______________</w:t>
+        <w:t>________________</w:t>
+      </w:r>
+    </w:p>
+    <w:tbl>
+      <w:tblPr>
+        <w:tblW w:type="auto" w:w="0"/>
+        <w:tblLayout w:type="autofit"/>
+        <w:tblLook w:firstColumn="1" w:firstRow="1" w:lastColumn="0" w:lastRow="0" w:noHBand="0" w:noVBand="1" w:val="04A0"/>
+      </w:tblPr>
+      <w:tblGrid>
+        <w:gridCol w:w="10224"/>
+      </w:tblGrid>
+      <w:tr>
+        <w:tc>
+          <w:tcPr>
+            <w:tcW w:type="dxa" w:w="10224"/>
+            <w:shd w:val="clear" w:fill="f4c04e"/>
+          </w:tcPr>
+          <w:p>
+            <w:r>
+              <w:rPr>
+                <w:b/>
+                <w:color w:val="5A4512"/>
+                <w:sz w:val="19"/>
+              </w:rPr>
+              <w:t xml:space="preserve">WHAT I CAN DO TODAY   </w:t>
+            </w:r>
+            <w:r>
+              <w:rPr>
+                <w:color w:val="5A4512"/>
+                <w:sz w:val="21"/>
+              </w:rPr>
+              <w:t>I can read primary sources about The 13th Amendment — A House Divided, weigh who made each one and why, and use evidence to answer historical questions.</w:t>
+            </w:r>
+          </w:p>
+        </w:tc>
+      </w:tr>
+    </w:tbl>
+    <w:p>
+      <w:r>
+        <w:rPr>
+          <w:b/>
+          <w:color w:val="B1442F"/>
+        </w:rPr>
+        <w:t xml:space="preserve">Directions. </w:t>
+      </w:r>
+      <w:r>
+        <w:rPr>
+          <w:sz w:val="22"/>
+        </w:rPr>
+        <w:t>A few lines of text changed the country. Read them closely — what they do, and what they leave open</w:t>
       </w:r>
     </w:p>
     <w:p/>
     <w:p>
       <w:r>
         <w:rPr>
+          <w:b/>
+          <w:color w:val="B1442F"/>
+          <w:sz w:val="26"/>
+        </w:rPr>
+        <w:t>THE SOURCES</w:t>
+      </w:r>
+    </w:p>
+    <w:p>
+      <w:pPr>
+        <w:spacing w:before="160"/>
+      </w:pPr>
+      <w:r>
+        <w:rPr>
+          <w:b/>
+          <w:color w:val="1C1714"/>
+          <w:sz w:val="23"/>
+        </w:rPr>
+        <w:t>SOURCE · THE THIRTEENTH AMENDMENT · RATIFIED 1865  —  The full text</w:t>
+      </w:r>
+    </w:p>
+    <w:p>
+      <w:pPr>
+        <w:ind w:left="432"/>
+      </w:pPr>
+      <w:r>
+        <w:rPr>
           <w:i/>
           <w:color w:val="1C1714"/>
           <w:sz w:val="22"/>
         </w:rPr>
-        <w:t>The war freed people by proclamation and by force. This is how freedom was finally written into the Constitution itself. 1865.</w:t>
+        <w:t>Section 1. Neither slavery nor involuntary servitude, except as a punishment for crime whereof the party shall have been duly convicted, shall exist within the United States, or any place subject to their jurisdiction. Section 2. Congress shall have power to enforce this article by appropriate legislation.</w:t>
+        <w:br/>
+        <w:t>— U.S. Constitution, Amendment XIII. Public domain</w:t>
+      </w:r>
+    </w:p>
+    <w:p>
+      <w:r>
+        <w:rPr>
+          <w:color w:val="6A6256"/>
+          <w:sz w:val="17"/>
+        </w:rPr>
+        <w:t>— U.S. Constitution, Amendment XIII. Public domain.</w:t>
       </w:r>
     </w:p>
     <w:p>
       <w:pPr>
-        <w:spacing w:after="80"/>
+        <w:spacing w:before="160"/>
       </w:pPr>
       <w:r>
         <w:rPr>
+          <w:b/>
           <w:color w:val="1C1714"/>
           <w:sz w:val="23"/>
         </w:rPr>
-        <w:t>Why wasn't the Emancipation Proclamation enough — and what did it take to make freedom permanent?</w:t>
+        <w:t>THE IMAGE · 1865  —  “The Triumph of Freedom over Slavery”</w:t>
+      </w:r>
+    </w:p>
+    <w:p>
+      <w:pPr>
+        <w:jc w:val="center"/>
+      </w:pPr>
+      <w:r>
+        <w:drawing>
+          <wp:inline xmlns:a="http://schemas.openxmlformats.org/drawingml/2006/main" xmlns:pic="http://schemas.openxmlformats.org/drawingml/2006/picture">
+            <wp:extent cx="3931920" cy="5099398"/>
+            <wp:docPr id="1" name="Picture 1"/>
+            <wp:cNvGraphicFramePr>
+              <a:graphicFrameLocks noChangeAspect="1"/>
+            </wp:cNvGraphicFramePr>
+            <a:graphic>
+              <a:graphicData uri="http://schemas.openxmlformats.org/drawingml/2006/picture">
+                <pic:pic>
+                  <pic:nvPicPr>
+                    <pic:cNvPr id="0" name="image.jpg"/>
+                    <pic:cNvPicPr/>
+                  </pic:nvPicPr>
+                  <pic:blipFill>
+                    <a:blip r:embed="rId9"/>
+                    <a:stretch>
+                      <a:fillRect/>
+                    </a:stretch>
+                  </pic:blipFill>
+                  <pic:spPr>
+                    <a:xfrm>
+                      <a:off x="0" y="0"/>
+                      <a:ext cx="3931920" cy="5099398"/>
+                    </a:xfrm>
+                    <a:prstGeom prst="rect"/>
+                  </pic:spPr>
+                </pic:pic>
+              </a:graphicData>
+            </a:graphic>
+          </wp:inline>
+        </w:drawing>
+      </w:r>
+    </w:p>
+    <w:p>
+      <w:r>
+        <w:rPr>
+          <w:color w:val="6A6256"/>
+          <w:sz w:val="17"/>
+        </w:rPr>
+        <w:t>“The Triumph of Freedom over Slavery” — print with the text of the Thirteenth Amendment and the roll of ayes, public domain (Library of Congress).</w:t>
+      </w:r>
+    </w:p>
+    <w:p/>
+    <w:p>
+      <w:r>
+        <w:rPr>
+          <w:b/>
+          <w:color w:val="B1442F"/>
+          <w:sz w:val="26"/>
+        </w:rPr>
+        <w:t>YOUR WORK</w:t>
       </w:r>
     </w:p>
     <w:p>
@@ -123,54 +268,65 @@
       <w:r>
         <w:rPr>
           <w:b/>
-          <w:color w:val="B1442F"/>
-          <w:sz w:val="28"/>
+          <w:color w:val="FFFFFF"/>
+          <w:sz w:val="20"/>
+          <w:shd w:val="clear" w:fill="B1442F"/>
         </w:rPr>
-        <w:t>Why a Proclamation Wasn't Enough</w:t>
+        <w:t xml:space="preserve">  QUESTION 1  </w:t>
+      </w:r>
+      <w:r>
+        <w:rPr>
+          <w:b/>
+          <w:color w:val="6A6256"/>
+          <w:sz w:val="18"/>
+        </w:rPr>
+        <w:t xml:space="preserve">   STEP 1 · PROCLAMATION VS. AMENDMENT</w:t>
       </w:r>
     </w:p>
     <w:p>
       <w:r>
         <w:rPr>
-          <w:b/>
-          <w:color w:val="6A6256"/>
-          <w:sz w:val="17"/>
+          <w:b w:val="0"/>
+          <w:color w:val="1C1714"/>
+          <w:sz w:val="23"/>
         </w:rPr>
-        <w:t>THE PROBLEM</w:t>
+        <w:t>The Emancipation Proclamation had already freed many enslaved people. Why was a constitutional amendment still necessary to end slavery? (Think about what a “war measure” could and couldn't do.)</w:t>
       </w:r>
     </w:p>
     <w:p>
       <w:pPr>
-        <w:spacing w:after="80"/>
+        <w:spacing w:after="120"/>
       </w:pPr>
       <w:r>
         <w:rPr>
-          <w:color w:val="1C1714"/>
-          <w:sz w:val="23"/>
+          <w:color w:val="9A9286"/>
+          <w:sz w:val="22"/>
         </w:rPr>
-        <w:t>The Emancipation Proclamation had been a war measure — it freed the enslaved in rebelling areas using the president's wartime powers. But once the war ended, those powers would end too. Could the courts someday undo it? Did it even reach the border states?</w:t>
+        <w:t>____________________________________________________________________________________________</w:t>
       </w:r>
     </w:p>
     <w:p>
       <w:pPr>
-        <w:spacing w:after="80"/>
+        <w:spacing w:after="120"/>
       </w:pPr>
       <w:r>
         <w:rPr>
-          <w:color w:val="1C1714"/>
-          <w:sz w:val="23"/>
+          <w:color w:val="9A9286"/>
+          <w:sz w:val="22"/>
         </w:rPr>
-        <w:t>To make freedom permanent and universal, it had to be put somewhere no court or president could reverse: into the Constitution itself.</w:t>
+        <w:t>____________________________________________________________________________________________</w:t>
       </w:r>
     </w:p>
     <w:p>
+      <w:pPr>
+        <w:spacing w:after="120"/>
+      </w:pPr>
       <w:r>
         <w:rPr>
-          <w:i/>
-          <w:color w:val="6A6256"/>
-          <w:sz w:val="17"/>
+          <w:color w:val="9A9286"/>
+          <w:sz w:val="22"/>
         </w:rPr>
-        <w:t>“The Triumph of Freedom over Slavery” — print with the text of the Thirteenth Amendment and the roll of ayes, public domain (Library of Congress).</w:t>
+        <w:t>____________________________________________________________________________________________</w:t>
       </w:r>
     </w:p>
     <w:p>
@@ -180,40 +336,77 @@
       <w:r>
         <w:rPr>
           <w:b/>
-          <w:color w:val="B1442F"/>
-          <w:sz w:val="28"/>
+          <w:color w:val="FFFFFF"/>
+          <w:sz w:val="20"/>
+          <w:shd w:val="clear" w:fill="B1442F"/>
         </w:rPr>
-        <w:t>Freedom Becomes Law</w:t>
+        <w:t xml:space="preserve">  QUESTION 2  </w:t>
+      </w:r>
+      <w:r>
+        <w:rPr>
+          <w:b/>
+          <w:color w:val="6A6256"/>
+          <w:sz w:val="18"/>
+        </w:rPr>
+        <w:t xml:space="preserve">   STEP 2 · READ THE FINE PRINT</w:t>
       </w:r>
     </w:p>
     <w:p>
       <w:r>
         <w:rPr>
-          <w:b/>
-          <w:color w:val="6A6256"/>
-          <w:sz w:val="17"/>
+          <w:b w:val="0"/>
+          <w:color w:val="1C1714"/>
+          <w:sz w:val="23"/>
         </w:rPr>
-        <w:t>1865</w:t>
+        <w:t>Section 1 abolishes slavery “except as a punishment for crime.” How was this clause later misused?</w:t>
       </w:r>
     </w:p>
     <w:p>
+      <w:pPr>
+        <w:spacing w:after="40"/>
+        <w:ind w:left="432"/>
+      </w:pPr>
       <w:r>
         <w:rPr>
-          <w:i/>
-          <w:color w:val="1C1714"/>
           <w:sz w:val="22"/>
         </w:rPr>
-        <w:t>The Thirteenth Amendment, with the roll of congressmen who voted “aye,” printed as a monument to the moment slavery was abolished by the nation's highest law.</w:t>
+        <w:t>☐  A.  it freed more people than intended</w:t>
       </w:r>
     </w:p>
     <w:p>
+      <w:pPr>
+        <w:spacing w:after="40"/>
+        <w:ind w:left="432"/>
+      </w:pPr>
       <w:r>
         <w:rPr>
-          <w:i/>
-          <w:color w:val="6A6256"/>
-          <w:sz w:val="17"/>
+          <w:sz w:val="22"/>
         </w:rPr>
-        <w:t>“The Triumph of Freedom over Slavery” — print with the text of the Thirteenth Amendment and the roll of ayes, public domain (Library of Congress).</w:t>
+        <w:t>☐  B.  states used unjust arrests to force Black Southerners into convict labor</w:t>
+      </w:r>
+    </w:p>
+    <w:p>
+      <w:pPr>
+        <w:spacing w:after="40"/>
+        <w:ind w:left="432"/>
+      </w:pPr>
+      <w:r>
+        <w:rPr>
+          <w:sz w:val="22"/>
+        </w:rPr>
+        <w:t>☐  C.  it abolished all prisons</w:t>
+      </w:r>
+    </w:p>
+    <w:p>
+      <w:pPr>
+        <w:spacing w:after="40"/>
+        <w:ind w:left="432"/>
+      </w:pPr>
+      <w:r>
+        <w:rPr>
+          <w:sz w:val="22"/>
+        </w:rPr>
+        <w:t>☐  D.  it had no effect at all</w:t>
       </w:r>
     </w:p>
     <w:p>
@@ -223,54 +416,65 @@
       <w:r>
         <w:rPr>
           <w:b/>
-          <w:color w:val="B1442F"/>
-          <w:sz w:val="28"/>
+          <w:color w:val="FFFFFF"/>
+          <w:sz w:val="20"/>
+          <w:shd w:val="clear" w:fill="B1442F"/>
         </w:rPr>
-        <w:t>A Hard-Won Two-Thirds</w:t>
+        <w:t xml:space="preserve">  QUESTION 3  </w:t>
+      </w:r>
+      <w:r>
+        <w:rPr>
+          <w:b/>
+          <w:color w:val="6A6256"/>
+          <w:sz w:val="18"/>
+        </w:rPr>
+        <w:t xml:space="preserve">   STEP 3 · WHAT SECTION 2 ADDS</w:t>
       </w:r>
     </w:p>
     <w:p>
       <w:r>
         <w:rPr>
-          <w:b/>
-          <w:color w:val="6A6256"/>
-          <w:sz w:val="17"/>
+          <w:b w:val="0"/>
+          <w:color w:val="1C1714"/>
+          <w:sz w:val="23"/>
         </w:rPr>
-        <w:t>THE VOTE</w:t>
+        <w:t>Section 2 gives Congress the power to enforce the amendment “by appropriate legislation.” Why was it important to include that power, rather than just declaring slavery illegal?</w:t>
       </w:r>
     </w:p>
     <w:p>
       <w:pPr>
-        <w:spacing w:after="80"/>
+        <w:spacing w:after="120"/>
       </w:pPr>
       <w:r>
         <w:rPr>
-          <w:color w:val="1C1714"/>
-          <w:sz w:val="23"/>
+          <w:color w:val="9A9286"/>
+          <w:sz w:val="22"/>
         </w:rPr>
-        <w:t>Amending the Constitution requires a two-thirds vote of Congress. The amendment passed the Senate easily, but it stalled in the House. Lincoln pushed hard, trading favors and twisting arms to win over the final votes.</w:t>
+        <w:t>____________________________________________________________________________________________</w:t>
       </w:r>
     </w:p>
     <w:p>
       <w:pPr>
-        <w:spacing w:after="80"/>
+        <w:spacing w:after="120"/>
       </w:pPr>
       <w:r>
         <w:rPr>
-          <w:color w:val="1C1714"/>
-          <w:sz w:val="23"/>
+          <w:color w:val="9A9286"/>
+          <w:sz w:val="22"/>
         </w:rPr>
-        <w:t>On January 31, 1865, the House passed it. The chamber erupted in cheers. By December 1865 it was ratified by the states — and slavery was abolished everywhere in the United States, forever.</w:t>
+        <w:t>____________________________________________________________________________________________</w:t>
       </w:r>
     </w:p>
     <w:p>
+      <w:pPr>
+        <w:spacing w:after="120"/>
+      </w:pPr>
       <w:r>
         <w:rPr>
-          <w:i/>
-          <w:color w:val="6A6256"/>
-          <w:sz w:val="17"/>
+          <w:color w:val="9A9286"/>
+          <w:sz w:val="22"/>
         </w:rPr>
-        <w:t>Joint Resolution submitting the Thirteenth Amendment to the states, signed by Abraham Lincoln, February 1, 1865 — manuscript, public domain (Library of Congress).</w:t>
+        <w:t>____________________________________________________________________________________________</w:t>
       </w:r>
     </w:p>
     <w:p>
@@ -280,155 +484,91 @@
       <w:r>
         <w:rPr>
           <w:b/>
-          <w:color w:val="B1442F"/>
-          <w:sz w:val="28"/>
+          <w:color w:val="FFFFFF"/>
+          <w:sz w:val="20"/>
+          <w:shd w:val="clear" w:fill="B1442F"/>
         </w:rPr>
-        <w:t>Signed by the President's Own Hand</w:t>
+        <w:t xml:space="preserve">  QUESTION 4  </w:t>
+      </w:r>
+      <w:r>
+        <w:rPr>
+          <w:b/>
+          <w:color w:val="6A6256"/>
+          <w:sz w:val="18"/>
+        </w:rPr>
+        <w:t xml:space="preserve">   STEP 4 · WHY IT MATTERS</w:t>
       </w:r>
     </w:p>
     <w:p>
       <w:r>
         <w:rPr>
-          <w:b/>
-          <w:color w:val="6A6256"/>
-          <w:sz w:val="17"/>
+          <w:b w:val="0"/>
+          <w:color w:val="1C1714"/>
+          <w:sz w:val="23"/>
         </w:rPr>
-        <w:t>FEBRUARY 1, 1865</w:t>
-      </w:r>
-    </w:p>
-    <w:p>
-      <w:r>
-        <w:rPr>
-          <w:i/>
-          <w:color w:val="1C1714"/>
-          <w:sz w:val="22"/>
-        </w:rPr>
-        <w:t>A president's signature isn't required to amend the Constitution — but Lincoln signed the joint resolution anyway, adding a rare personal mark to the document that ended slavery.</w:t>
-      </w:r>
-    </w:p>
-    <w:p>
-      <w:r>
-        <w:rPr>
-          <w:i/>
-          <w:color w:val="6A6256"/>
-          <w:sz w:val="17"/>
-        </w:rPr>
-        <w:t>Joint Resolution submitting the Thirteenth Amendment to the states, signed by Abraham Lincoln, February 1, 1865 — manuscript, public domain (Library of Congress).</w:t>
-      </w:r>
-    </w:p>
-    <w:p>
-      <w:r>
-        <w:rPr>
-          <w:b/>
-          <w:color w:val="6A6256"/>
-          <w:sz w:val="17"/>
-        </w:rPr>
-        <w:t>THE THIRTEENTH AMENDMENT, SECTION 1</w:t>
+        <w:t>The Constitution once protected slavery; now it abolished it. In three or four sentences, explain why the Thirteenth Amendment is called part of a “second founding” of the United States — and weigh both its triumph and its one flaw.</w:t>
       </w:r>
     </w:p>
     <w:p>
       <w:pPr>
-        <w:spacing w:after="80"/>
+        <w:spacing w:after="120"/>
       </w:pPr>
       <w:r>
         <w:rPr>
-          <w:color w:val="1C1714"/>
-          <w:sz w:val="23"/>
+          <w:color w:val="9A9286"/>
+          <w:sz w:val="22"/>
         </w:rPr>
-        <w:t>Neither slavery nor involuntary servitude, except as a punishment for crime whereof the party shall have been duly convicted, shall exist within the United States …</w:t>
+        <w:t>____________________________________________________________________________________________</w:t>
       </w:r>
     </w:p>
     <w:p>
       <w:pPr>
-        <w:spacing w:before="200"/>
+        <w:spacing w:after="120"/>
       </w:pPr>
       <w:r>
         <w:rPr>
-          <w:b/>
-          <w:color w:val="B1442F"/>
-          <w:sz w:val="28"/>
+          <w:color w:val="9A9286"/>
+          <w:sz w:val="22"/>
         </w:rPr>
-        <w:t>A Door Left Open</w:t>
-      </w:r>
-    </w:p>
-    <w:p>
-      <w:r>
-        <w:rPr>
-          <w:b/>
-          <w:color w:val="6A6256"/>
-          <w:sz w:val="17"/>
-        </w:rPr>
-        <w:t>THE FINE PRINT</w:t>
+        <w:t>____________________________________________________________________________________________</w:t>
       </w:r>
     </w:p>
     <w:p>
       <w:pPr>
-        <w:spacing w:after="80"/>
+        <w:spacing w:after="120"/>
       </w:pPr>
       <w:r>
         <w:rPr>
-          <w:color w:val="1C1714"/>
-          <w:sz w:val="23"/>
+          <w:color w:val="9A9286"/>
+          <w:sz w:val="22"/>
         </w:rPr>
-        <w:t>Read the amendment carefully, and you find a crucial exception: slavery is abolished “except as a punishment for crime.” That clause would later be used to force Black Southerners into convict labor through unjust arrests — a loophole with a long and painful history.</w:t>
+        <w:t>____________________________________________________________________________________________</w:t>
       </w:r>
     </w:p>
     <w:p>
       <w:pPr>
-        <w:spacing w:after="80"/>
+        <w:spacing w:after="120"/>
       </w:pPr>
       <w:r>
         <w:rPr>
-          <w:color w:val="1C1714"/>
-          <w:sz w:val="23"/>
+          <w:color w:val="9A9286"/>
+          <w:sz w:val="22"/>
         </w:rPr>
-        <w:t>Still, the Thirteenth Amendment was a revolution. For the first time, the Constitution — which had once protected slavery — now abolished it. It was the first of the three “Reconstruction Amendments” that form a “second founding” of the nation.</w:t>
-      </w:r>
-    </w:p>
-    <w:p>
-      <w:r>
-        <w:rPr>
-          <w:i/>
-          <w:color w:val="6A6256"/>
-          <w:sz w:val="17"/>
-        </w:rPr>
-        <w:t>“The Triumph of Freedom over Slavery” — print with the text of the Thirteenth Amendment and the roll of ayes, public domain (Library of Congress).</w:t>
+        <w:t>____________________________________________________________________________________________</w:t>
       </w:r>
     </w:p>
     <w:p>
       <w:pPr>
-        <w:spacing w:before="200"/>
+        <w:spacing w:after="120"/>
       </w:pPr>
       <w:r>
         <w:rPr>
-          <w:b/>
-          <w:color w:val="B1442F"/>
-          <w:sz w:val="28"/>
+          <w:color w:val="9A9286"/>
+          <w:sz w:val="22"/>
         </w:rPr>
-        <w:t>Read the Amendment</w:t>
+        <w:t>____________________________________________________________________________________________</w:t>
       </w:r>
     </w:p>
-    <w:p>
-      <w:r>
-        <w:rPr>
-          <w:b/>
-          <w:color w:val="6A6256"/>
-          <w:sz w:val="17"/>
-        </w:rPr>
-        <w:t>YOUR TURN</w:t>
-      </w:r>
-    </w:p>
-    <w:p>
-      <w:r>
-        <w:rPr>
-          <w:i/>
-          <w:color w:val="1C1714"/>
-          <w:sz w:val="22"/>
-        </w:rPr>
-        <w:t>You'll read the actual text of the Thirteenth Amendment and practice document analysis — pinning down exactly what it did, what it left open, and why it mattered.</w:t>
-      </w:r>
-    </w:p>
-    <w:p/>
     <w:p>
       <w:pPr>
         <w:jc w:val="center"/>
@@ -441,9 +581,160 @@
         <w:t>Promise &amp; Practice · ShadowDog Digital Studios · Unit 2</w:t>
       </w:r>
     </w:p>
+    <w:p>
+      <w:r>
+        <w:br w:type="page"/>
+      </w:r>
+    </w:p>
+    <w:tbl>
+      <w:tblPr>
+        <w:tblW w:type="auto" w:w="0"/>
+        <w:tblLayout w:type="autofit"/>
+        <w:tblLook w:firstColumn="1" w:firstRow="1" w:lastColumn="0" w:lastRow="0" w:noHBand="0" w:noVBand="1" w:val="04A0"/>
+      </w:tblPr>
+      <w:tblGrid>
+        <w:gridCol w:w="10224"/>
+      </w:tblGrid>
+      <w:tr>
+        <w:tc>
+          <w:tcPr>
+            <w:tcW w:type="dxa" w:w="10224"/>
+            <w:shd w:val="clear" w:fill="2c2219"/>
+          </w:tcPr>
+          <w:p>
+            <w:r>
+              <w:rPr>
+                <w:b/>
+                <w:color w:val="F0A184"/>
+                <w:sz w:val="28"/>
+              </w:rPr>
+              <w:t>TEACHER ANSWER KEY  —  The 13th Amendment — A House Divided</w:t>
+            </w:r>
+          </w:p>
+        </w:tc>
+      </w:tr>
+    </w:tbl>
+    <w:p/>
+    <w:p>
+      <w:r>
+        <w:rPr>
+          <w:b/>
+          <w:color w:val="B1442F"/>
+          <w:sz w:val="22"/>
+        </w:rPr>
+        <w:t xml:space="preserve">QUESTION 1:  </w:t>
+      </w:r>
+      <w:r>
+        <w:rPr>
+          <w:sz w:val="22"/>
+        </w:rPr>
+        <w:t>Open response.</w:t>
+      </w:r>
+    </w:p>
+    <w:p>
+      <w:pPr>
+        <w:ind w:left="432"/>
+      </w:pPr>
+      <w:r>
+        <w:rPr>
+          <w:i/>
+          <w:color w:val="6A6256"/>
+          <w:sz w:val="21"/>
+        </w:rPr>
+        <w:t>Look for a response along the lines of: “The Proclamation was only a war measure, so…. An amendment was needed because…”</w:t>
+      </w:r>
+    </w:p>
+    <w:p>
+      <w:r>
+        <w:rPr>
+          <w:b/>
+          <w:color w:val="B1442F"/>
+          <w:sz w:val="22"/>
+        </w:rPr>
+        <w:t xml:space="preserve">QUESTION 2:  </w:t>
+      </w:r>
+      <w:r>
+        <w:rPr>
+          <w:b/>
+          <w:sz w:val="22"/>
+        </w:rPr>
+        <w:t>Correct — B. states used unjust arrests to force Black Southerners into convict labor</w:t>
+      </w:r>
+    </w:p>
+    <w:p>
+      <w:pPr>
+        <w:ind w:left="432"/>
+      </w:pPr>
+      <w:r>
+        <w:rPr>
+          <w:i/>
+          <w:color w:val="6A6256"/>
+          <w:sz w:val="21"/>
+        </w:rPr>
+        <w:t>Right. Southern states used unjust arrests and convictions to force Black people into convict labor — exploiting the amendment's one exception. The loophole had lasting, painful consequences.</w:t>
+      </w:r>
+    </w:p>
+    <w:p>
+      <w:r>
+        <w:rPr>
+          <w:b/>
+          <w:color w:val="B1442F"/>
+          <w:sz w:val="22"/>
+        </w:rPr>
+        <w:t xml:space="preserve">QUESTION 3:  </w:t>
+      </w:r>
+      <w:r>
+        <w:rPr>
+          <w:sz w:val="22"/>
+        </w:rPr>
+        <w:t>Open response.</w:t>
+      </w:r>
+    </w:p>
+    <w:p>
+      <w:pPr>
+        <w:ind w:left="432"/>
+      </w:pPr>
+      <w:r>
+        <w:rPr>
+          <w:i/>
+          <w:color w:val="6A6256"/>
+          <w:sz w:val="21"/>
+        </w:rPr>
+        <w:t>Look for a response along the lines of: “Giving Congress enforcement power mattered because…”</w:t>
+      </w:r>
+    </w:p>
+    <w:p>
+      <w:r>
+        <w:rPr>
+          <w:b/>
+          <w:color w:val="B1442F"/>
+          <w:sz w:val="22"/>
+        </w:rPr>
+        <w:t xml:space="preserve">QUESTION 4:  </w:t>
+      </w:r>
+      <w:r>
+        <w:rPr>
+          <w:sz w:val="22"/>
+        </w:rPr>
+        <w:t>Open response.</w:t>
+      </w:r>
+    </w:p>
+    <w:p>
+      <w:pPr>
+        <w:ind w:left="432"/>
+      </w:pPr>
+      <w:r>
+        <w:rPr>
+          <w:i/>
+          <w:color w:val="6A6256"/>
+          <w:sz w:val="21"/>
+        </w:rPr>
+        <w:t>Look for a response along the lines of: “The 13th Amendment was a second founding because…, though its exception clause…”</w:t>
+      </w:r>
+    </w:p>
     <w:sectPr>
       <w:pgSz w:w="12240" w:h="15840"/>
-      <w:pgMar w:top="1152" w:right="1152" w:bottom="1152" w:left="1152" w:header="720" w:footer="720" w:gutter="0"/>
+      <w:pgMar w:top="1008" w:right="1008" w:bottom="1008" w:left="1008" w:header="720" w:footer="720" w:gutter="0"/>
       <w:cols w:space="720"/>
       <w:docGrid w:linePitch="360"/>
     </w:sectPr>
